--- a/tests/Kookerella.FsWordDsl.Tests/Examples/Image/output.docx
+++ b/tests/Kookerella.FsWordDsl.Tests/Examples/Image/output.docx
@@ -23,7 +23,7 @@
                     <pic:cNvPicPr/>
                   </pic:nvPicPr>
                   <pic:blipFill>
-                    <a:blip xmlns:r="http://schemas.openxmlformats.org/officeDocument/2006/relationships" r:embed="R2605d11cd05246ea"/>
+                    <a:blip xmlns:r="http://schemas.openxmlformats.org/officeDocument/2006/relationships" r:embed="R2b4dc004aeaa483b"/>
                     <a:stretch>
                       <a:fillRect/>
                     </a:stretch>
@@ -130,5 +130,33 @@
       <w:u w:val="single"/>
     </w:rPr>
   </w:style>
+  <w:style w:type="character" w:styleId="FootnoteReference">
+    <w:name w:val="footnote reference"/>
+    <w:rPr>
+      <w:vertAlign w:val="superscript"/>
+    </w:rPr>
+  </w:style>
+  <w:style w:type="character" w:styleId="EndnoteReference">
+    <w:name w:val="endnote reference"/>
+    <w:rPr>
+      <w:vertAlign w:val="superscript"/>
+    </w:rPr>
+  </w:style>
+  <w:style w:type="paragraph" w:styleId="FootnoteText">
+    <w:name w:val="footnote text"/>
+    <w:basedOn w:val="Normal"/>
+    <w:rPr>
+      <w:sz w:val="20"/>
+      <w:szCs w:val="20"/>
+    </w:rPr>
+  </w:style>
+  <w:style w:type="paragraph" w:styleId="EndnoteText">
+    <w:name w:val="endnote text"/>
+    <w:basedOn w:val="Normal"/>
+    <w:rPr>
+      <w:sz w:val="20"/>
+      <w:szCs w:val="20"/>
+    </w:rPr>
+  </w:style>
 </w:styles>
 </file>
--- a/tests/Kookerella.FsWordDsl.Tests/Examples/Image/output.docx
+++ b/tests/Kookerella.FsWordDsl.Tests/Examples/Image/output.docx
@@ -23,7 +23,7 @@
                     <pic:cNvPicPr/>
                   </pic:nvPicPr>
                   <pic:blipFill>
-                    <a:blip xmlns:r="http://schemas.openxmlformats.org/officeDocument/2006/relationships" r:embed="R2b4dc004aeaa483b"/>
+                    <a:blip xmlns:r="http://schemas.openxmlformats.org/officeDocument/2006/relationships" r:embed="R2cefeb0f20c04b8e"/>
                     <a:stretch>
                       <a:fillRect/>
                     </a:stretch>

--- a/tests/Kookerella.FsWordDsl.Tests/Examples/Image/output.docx
+++ b/tests/Kookerella.FsWordDsl.Tests/Examples/Image/output.docx
@@ -23,7 +23,7 @@
                     <pic:cNvPicPr/>
                   </pic:nvPicPr>
                   <pic:blipFill>
-                    <a:blip xmlns:r="http://schemas.openxmlformats.org/officeDocument/2006/relationships" r:embed="R2cefeb0f20c04b8e"/>
+                    <a:blip xmlns:r="http://schemas.openxmlformats.org/officeDocument/2006/relationships" r:embed="R52966a5b4d114f87"/>
                     <a:stretch>
                       <a:fillRect/>
                     </a:stretch>

--- a/tests/Kookerella.FsWordDsl.Tests/Examples/Image/output.docx
+++ b/tests/Kookerella.FsWordDsl.Tests/Examples/Image/output.docx
@@ -23,7 +23,7 @@
                     <pic:cNvPicPr/>
                   </pic:nvPicPr>
                   <pic:blipFill>
-                    <a:blip xmlns:r="http://schemas.openxmlformats.org/officeDocument/2006/relationships" r:embed="R52966a5b4d114f87"/>
+                    <a:blip xmlns:r="http://schemas.openxmlformats.org/officeDocument/2006/relationships" r:embed="R110230c0890a458c"/>
                     <a:stretch>
                       <a:fillRect/>
                     </a:stretch>

--- a/tests/Kookerella.FsWordDsl.Tests/Examples/Image/output.docx
+++ b/tests/Kookerella.FsWordDsl.Tests/Examples/Image/output.docx
@@ -23,7 +23,7 @@
                     <pic:cNvPicPr/>
                   </pic:nvPicPr>
                   <pic:blipFill>
-                    <a:blip xmlns:r="http://schemas.openxmlformats.org/officeDocument/2006/relationships" r:embed="R110230c0890a458c"/>
+                    <a:blip xmlns:r="http://schemas.openxmlformats.org/officeDocument/2006/relationships" r:embed="R8134a65d4d5c477f"/>
                     <a:stretch>
                       <a:fillRect/>
                     </a:stretch>

--- a/tests/Kookerella.FsWordDsl.Tests/Examples/Image/output.docx
+++ b/tests/Kookerella.FsWordDsl.Tests/Examples/Image/output.docx
@@ -23,7 +23,7 @@
                     <pic:cNvPicPr/>
                   </pic:nvPicPr>
                   <pic:blipFill>
-                    <a:blip xmlns:r="http://schemas.openxmlformats.org/officeDocument/2006/relationships" r:embed="R8134a65d4d5c477f"/>
+                    <a:blip xmlns:r="http://schemas.openxmlformats.org/officeDocument/2006/relationships" r:embed="R3fd015999146453b"/>
                     <a:stretch>
                       <a:fillRect/>
                     </a:stretch>

--- a/tests/Kookerella.FsWordDsl.Tests/Examples/Image/output.docx
+++ b/tests/Kookerella.FsWordDsl.Tests/Examples/Image/output.docx
@@ -23,7 +23,7 @@
                     <pic:cNvPicPr/>
                   </pic:nvPicPr>
                   <pic:blipFill>
-                    <a:blip xmlns:r="http://schemas.openxmlformats.org/officeDocument/2006/relationships" r:embed="R3fd015999146453b"/>
+                    <a:blip xmlns:r="http://schemas.openxmlformats.org/officeDocument/2006/relationships" r:embed="Ra1ad9c5f13f042a9"/>
                     <a:stretch>
                       <a:fillRect/>
                     </a:stretch>

--- a/tests/Kookerella.FsWordDsl.Tests/Examples/Image/output.docx
+++ b/tests/Kookerella.FsWordDsl.Tests/Examples/Image/output.docx
@@ -23,7 +23,7 @@
                     <pic:cNvPicPr/>
                   </pic:nvPicPr>
                   <pic:blipFill>
-                    <a:blip xmlns:r="http://schemas.openxmlformats.org/officeDocument/2006/relationships" r:embed="Ra1ad9c5f13f042a9"/>
+                    <a:blip xmlns:r="http://schemas.openxmlformats.org/officeDocument/2006/relationships" r:embed="R7f60dee8f1434ba2"/>
                     <a:stretch>
                       <a:fillRect/>
                     </a:stretch>

--- a/tests/Kookerella.FsWordDsl.Tests/Examples/Image/output.docx
+++ b/tests/Kookerella.FsWordDsl.Tests/Examples/Image/output.docx
@@ -23,7 +23,7 @@
                     <pic:cNvPicPr/>
                   </pic:nvPicPr>
                   <pic:blipFill>
-                    <a:blip xmlns:r="http://schemas.openxmlformats.org/officeDocument/2006/relationships" r:embed="R7f60dee8f1434ba2"/>
+                    <a:blip xmlns:r="http://schemas.openxmlformats.org/officeDocument/2006/relationships" r:embed="R9c983855d6b54ad7"/>
                     <a:stretch>
                       <a:fillRect/>
                     </a:stretch>

--- a/tests/Kookerella.FsWordDsl.Tests/Examples/Image/output.docx
+++ b/tests/Kookerella.FsWordDsl.Tests/Examples/Image/output.docx
@@ -23,7 +23,7 @@
                     <pic:cNvPicPr/>
                   </pic:nvPicPr>
                   <pic:blipFill>
-                    <a:blip xmlns:r="http://schemas.openxmlformats.org/officeDocument/2006/relationships" r:embed="R9c983855d6b54ad7"/>
+                    <a:blip xmlns:r="http://schemas.openxmlformats.org/officeDocument/2006/relationships" r:embed="Rc112b6d963e04b2a"/>
                     <a:stretch>
                       <a:fillRect/>
                     </a:stretch>

--- a/tests/Kookerella.FsWordDsl.Tests/Examples/Image/output.docx
+++ b/tests/Kookerella.FsWordDsl.Tests/Examples/Image/output.docx
@@ -23,7 +23,7 @@
                     <pic:cNvPicPr/>
                   </pic:nvPicPr>
                   <pic:blipFill>
-                    <a:blip xmlns:r="http://schemas.openxmlformats.org/officeDocument/2006/relationships" r:embed="Rc112b6d963e04b2a"/>
+                    <a:blip xmlns:r="http://schemas.openxmlformats.org/officeDocument/2006/relationships" r:embed="R973819672e3b4cf6"/>
                     <a:stretch>
                       <a:fillRect/>
                     </a:stretch>
